--- a/EXPLORATORY DATA ANALYSIS MINTCLASSICS.docx
+++ b/EXPLORATORY DATA ANALYSIS MINTCLASSICS.docx
@@ -3,16 +3,27 @@
 <w:document xmlns:wpc="http://schemas.microsoft.com/office/word/2010/wordprocessingCanvas" xmlns:cx="http://schemas.microsoft.com/office/drawing/2014/chartex" xmlns:cx1="http://schemas.microsoft.com/office/drawing/2015/9/8/chartex" xmlns:cx2="http://schemas.microsoft.com/office/drawing/2015/10/21/chartex" xmlns:cx3="http://schemas.microsoft.com/office/drawing/2016/5/9/chartex" xmlns:cx4="http://schemas.microsoft.com/office/drawing/2016/5/10/chartex" xmlns:cx5="http://schemas.microsoft.com/office/drawing/2016/5/11/chartex" xmlns:cx6="http://schemas.microsoft.com/office/drawing/2016/5/12/chartex" xmlns:cx7="http://schemas.microsoft.com/office/drawing/2016/5/13/chartex" xmlns:cx8="http://schemas.microsoft.com/office/drawing/2016/5/14/chartex" xmlns:mc="http://schemas.openxmlformats.org/markup-compatibility/2006" xmlns:aink="http://schemas.microsoft.com/office/drawing/2016/ink" xmlns:am3d="http://schemas.microsoft.com/office/drawing/2017/model3d" xmlns:o="urn:schemas-microsoft-com:office:office" xmlns:oel="http://schemas.microsoft.com/office/2019/extlst" xmlns:r="http://schemas.openxmlformats.org/officeDocument/2006/relationships" xmlns:m="http://schemas.openxmlformats.org/officeDocument/2006/math" xmlns:v="urn:schemas-microsoft-com:vml" xmlns:wp14="http://schemas.microsoft.com/office/word/2010/wordprocessingDrawing" xmlns:wp="http://schemas.openxmlformats.org/drawingml/2006/wordprocessingDrawing" xmlns:w10="urn:schemas-microsoft-com:office:word" xmlns:w="http://schemas.openxmlformats.org/wordprocessingml/2006/main" xmlns:w14="http://schemas.microsoft.com/office/word/2010/wordml" xmlns:w15="http://schemas.microsoft.com/office/word/2012/wordml" xmlns:w16cex="http://schemas.microsoft.com/office/word/2018/wordml/cex" xmlns:w16cid="http://schemas.microsoft.com/office/word/2016/wordml/cid" xmlns:w16="http://schemas.microsoft.com/office/word/2018/wordml" xmlns:w16du="http://schemas.microsoft.com/office/word/2023/wordml/word16du" xmlns:w16sdtdh="http://schemas.microsoft.com/office/word/2020/wordml/sdtdatahash" xmlns:w16sdtfl="http://schemas.microsoft.com/office/word/2024/wordml/sdtformatlock" xmlns:w16se="http://schemas.microsoft.com/office/word/2015/wordml/symex" xmlns:wpg="http://schemas.microsoft.com/office/word/2010/wordprocessingGroup" xmlns:wpi="http://schemas.microsoft.com/office/word/2010/wordprocessingInk" xmlns:wne="http://schemas.microsoft.com/office/word/2006/wordml" xmlns:wps="http://schemas.microsoft.com/office/word/2010/wordprocessingShape" mc:Ignorable="w14 w15 w16se w16cid w16 w16cex w16sdtdh w16sdtfl w16du wp14">
   <w:body>
     <w:p>
-      <w:r>
-        <w:rPr>
-          <w:b/>
-          <w:bCs/>
-        </w:rPr>
-        <w:tab/>
+      <w:pPr>
+        <w:jc w:val="center"/>
+        <w:rPr>
+          <w:sz w:val="44"/>
+          <w:szCs w:val="44"/>
+        </w:rPr>
+      </w:pPr>
+      <w:r>
+        <w:rPr>
+          <w:b/>
+          <w:bCs/>
+          <w:sz w:val="44"/>
+          <w:szCs w:val="44"/>
+        </w:rPr>
         <w:t>EXPLORATORY DATA ANALYSIS</w:t>
       </w:r>
     </w:p>
     <w:p>
+      <w:pPr>
+        <w:jc w:val="center"/>
+      </w:pPr>
       <w:r>
         <w:rPr>
           <w:b/>
@@ -34,9 +45,19 @@
         <w:t>, contains information on sales, products, services, and operational processes.</w:t>
       </w:r>
     </w:p>
-    <w:p>
-      <w:r>
-        <w:t xml:space="preserve">After uploading the </w:t>
+    <w:p/>
+    <w:p>
+      <w:r>
+        <w:t>The first step is to explore and extract our database</w:t>
+      </w:r>
+      <w:r>
+        <w:t xml:space="preserve"> </w:t>
+      </w:r>
+      <w:r>
+        <w:t>which is done by</w:t>
+      </w:r>
+      <w:r>
+        <w:t xml:space="preserve"> uploading the </w:t>
       </w:r>
       <w:proofErr w:type="spellStart"/>
       <w:r>
@@ -44,16 +65,50 @@
       </w:r>
       <w:proofErr w:type="spellEnd"/>
       <w:r>
-        <w:t xml:space="preserve"> database file into MySQL Workbench, the data was further explored and exported to Excel to identify and extract the relevant information from the dataset. The selected data was then imported into a CSV file for further processing.</w:t>
+        <w:t xml:space="preserve"> database file into MySQL Workbench</w:t>
+      </w:r>
+      <w:proofErr w:type="gramStart"/>
+      <w:r>
+        <w:t>, the</w:t>
+      </w:r>
+      <w:proofErr w:type="gramEnd"/>
+      <w:r>
+        <w:t xml:space="preserve"> data was further explored and exported to Excel to identify </w:t>
+      </w:r>
+      <w:proofErr w:type="gramStart"/>
+      <w:r>
+        <w:t>clean</w:t>
+      </w:r>
+      <w:proofErr w:type="gramEnd"/>
+      <w:r>
+        <w:t>, remove duplicates and mismatches</w:t>
+      </w:r>
+      <w:r>
+        <w:t xml:space="preserve"> </w:t>
+      </w:r>
+      <w:r>
+        <w:t>and extract</w:t>
+      </w:r>
+      <w:r>
+        <w:t xml:space="preserve"> the relevant information from the dataset. The selected data was then imported into a CSV file for further processing.</w:t>
       </w:r>
     </w:p>
     <w:p>
       <w:r>
         <w:t>This section includes a screenshot of the SQL command used to extract the required data</w:t>
       </w:r>
-    </w:p>
-    <w:p>
-      <w:r>
+      <w:r>
+        <w:t>.</w:t>
+      </w:r>
+    </w:p>
+    <w:p/>
+    <w:p/>
+    <w:p>
+      <w:r>
+        <w:rPr>
+          <w:noProof/>
+        </w:rPr>
+        <w:lastRenderedPageBreak/>
         <w:drawing>
           <wp:inline distT="0" distB="0" distL="0" distR="0" wp14:anchorId="3389CE9A" wp14:editId="06593CFD">
             <wp:extent cx="5943600" cy="4531360"/>
@@ -106,12 +161,21 @@
     </w:p>
     <w:p>
       <w:r>
-        <w:t>The screenshot shows the CSV file in Excel, where initial data cleaning was performed to identify mismatches and remove duplicates. A MySQL database was then created, and the cleaned data was imported into MySQL Workbench. Although the dataset was already cleaned in Excel, SQL was still used for further data cleaning and transformation as part of the ETL (Extract, Transform, Load) process before analysis.</w:t>
-      </w:r>
-    </w:p>
-    <w:p>
-      <w:r>
-        <w:lastRenderedPageBreak/>
+        <w:t xml:space="preserve"> A MySQL database was then created, and the cleaned data was imported into MySQL Workbench. Although the dataset was already cleaned in Excel, SQL was still used for further data cleaning and transformation as </w:t>
+      </w:r>
+      <w:r>
+        <w:t>a form</w:t>
+      </w:r>
+      <w:r>
+        <w:t xml:space="preserve"> of the ETL (Extract, Transform, Load) process before analysis.</w:t>
+      </w:r>
+    </w:p>
+    <w:p/>
+    <w:p>
+      <w:r>
+        <w:rPr>
+          <w:noProof/>
+        </w:rPr>
         <w:drawing>
           <wp:inline distT="0" distB="0" distL="0" distR="0" wp14:anchorId="48C7B373" wp14:editId="2CE86387">
             <wp:extent cx="5943600" cy="2160905"/>
@@ -162,17 +226,8 @@
         </w:drawing>
       </w:r>
     </w:p>
-    <w:p>
-      <w:r>
-        <w:t xml:space="preserve">In these </w:t>
-      </w:r>
-      <w:r>
-        <w:t>Project,</w:t>
-      </w:r>
-      <w:r>
-        <w:t xml:space="preserve"> SQL is used to transform "raw" transactional data into a "decision-ready" format. This process is often referred to as ETL (Extract, Transform, Load), ensures that the analysis is based on accurate, standardized, and meaningful information.</w:t>
-      </w:r>
-    </w:p>
+    <w:p/>
+    <w:p/>
     <w:p>
       <w:r>
         <w:t>Here are the primary types of data cleaning and transformation tasks typically performed using SQL in this project:</w:t>
@@ -256,7 +311,7 @@
                 <w:b/>
                 <w:bCs/>
               </w:rPr>
-              <w:t>k Type used</w:t>
+              <w:t>Type used</w:t>
             </w:r>
           </w:p>
         </w:tc>
@@ -583,12 +638,31 @@
         <w:t xml:space="preserve">SQL </w:t>
       </w:r>
       <w:r>
-        <w:t>does not understand this date format 1/6/2003 therefore transformed into Year- Month-Date </w:t>
-      </w:r>
-    </w:p>
-    <w:p>
-      <w:r>
-        <w:lastRenderedPageBreak/>
+        <w:t>does not understand this date format 1/6/2003 therefore transformed into Year- Month-Date</w:t>
+      </w:r>
+      <w:r>
+        <w:t xml:space="preserve">, </w:t>
+      </w:r>
+      <w:r>
+        <w:t>thou day was excluded in t</w:t>
+      </w:r>
+      <w:r>
+        <w:t>he queries used in creating in Analysis 7</w:t>
+      </w:r>
+      <w:r>
+        <w:t xml:space="preserve">. </w:t>
+      </w:r>
+    </w:p>
+    <w:p>
+      <w:r>
+        <w:t>You can check it for better understanding</w:t>
+      </w:r>
+    </w:p>
+    <w:p>
+      <w:r>
+        <w:rPr>
+          <w:noProof/>
+        </w:rPr>
         <w:drawing>
           <wp:inline distT="0" distB="0" distL="0" distR="0" wp14:anchorId="303C23E3" wp14:editId="5D8D2A03">
             <wp:extent cx="4591050" cy="2425700"/>
@@ -647,6 +721,14 @@
           <w:bCs/>
         </w:rPr>
       </w:pPr>
+    </w:p>
+    <w:p>
+      <w:pPr>
+        <w:rPr>
+          <w:b/>
+          <w:bCs/>
+        </w:rPr>
+      </w:pPr>
       <w:r>
         <w:rPr>
           <w:b/>
@@ -661,6 +743,13 @@
         </w:rPr>
         <w:t>1</w:t>
       </w:r>
+      <w:r>
+        <w:rPr>
+          <w:b/>
+          <w:bCs/>
+        </w:rPr>
+        <w:t>: TOTAL PRODUCTS ORDERED</w:t>
+      </w:r>
     </w:p>
     <w:p>
       <w:r>
@@ -687,6 +776,7 @@
         <w:rPr>
           <w:b/>
           <w:bCs/>
+          <w:noProof/>
         </w:rPr>
         <w:drawing>
           <wp:inline distT="0" distB="0" distL="0" distR="0" wp14:anchorId="0E397E87" wp14:editId="0ADC04BC">
@@ -739,9 +829,17 @@
       </w:r>
     </w:p>
     <w:p>
+      <w:pPr>
+        <w:rPr>
+          <w:b/>
+          <w:bCs/>
+        </w:rPr>
+      </w:pPr>
       <w:r>
         <w:br/>
       </w:r>
+    </w:p>
+    <w:p>
       <w:r>
         <w:rPr>
           <w:b/>
@@ -754,6 +852,13 @@
           <w:b/>
           <w:bCs/>
         </w:rPr>
+        <w:t xml:space="preserve">  TOTAL REVENUE</w:t>
+      </w:r>
+      <w:r>
+        <w:rPr>
+          <w:b/>
+          <w:bCs/>
+        </w:rPr>
         <w:br/>
       </w:r>
       <w:r>
@@ -765,8 +870,8 @@
         <w:rPr>
           <w:b/>
           <w:bCs/>
-        </w:rPr>
-        <w:lastRenderedPageBreak/>
+          <w:noProof/>
+        </w:rPr>
         <w:drawing>
           <wp:inline distT="0" distB="0" distL="0" distR="0" wp14:anchorId="4EB7CA53" wp14:editId="2ADB9CB7">
             <wp:extent cx="5943600" cy="3135630"/>
@@ -819,13 +924,57 @@
     </w:p>
     <w:p/>
     <w:p>
-      <w:r>
-        <w:rPr>
-          <w:b/>
-          <w:bCs/>
-        </w:rPr>
+      <w:pPr>
+        <w:rPr>
+          <w:b/>
+          <w:bCs/>
+        </w:rPr>
+      </w:pPr>
+    </w:p>
+    <w:p>
+      <w:r>
+        <w:rPr>
+          <w:b/>
+          <w:bCs/>
+        </w:rPr>
+        <w:lastRenderedPageBreak/>
         <w:t>ANALYSIS 3</w:t>
       </w:r>
+      <w:r>
+        <w:rPr>
+          <w:b/>
+          <w:bCs/>
+        </w:rPr>
+        <w:t>:</w:t>
+      </w:r>
+      <w:r>
+        <w:rPr>
+          <w:b/>
+          <w:bCs/>
+        </w:rPr>
+        <w:t xml:space="preserve"> COUNTRIES</w:t>
+      </w:r>
+      <w:r>
+        <w:rPr>
+          <w:b/>
+          <w:bCs/>
+        </w:rPr>
+        <w:t xml:space="preserve"> WITH</w:t>
+      </w:r>
+      <w:r>
+        <w:rPr>
+          <w:b/>
+          <w:bCs/>
+        </w:rPr>
+        <w:t xml:space="preserve"> </w:t>
+      </w:r>
+      <w:r>
+        <w:rPr>
+          <w:b/>
+          <w:bCs/>
+        </w:rPr>
+        <w:t>HIGHEST SALES</w:t>
+      </w:r>
     </w:p>
     <w:p>
       <w:r>
@@ -848,8 +997,8 @@
         <w:rPr>
           <w:b/>
           <w:bCs/>
-        </w:rPr>
-        <w:lastRenderedPageBreak/>
+          <w:noProof/>
+        </w:rPr>
         <w:drawing>
           <wp:inline distT="0" distB="0" distL="0" distR="0" wp14:anchorId="7BD99E5A" wp14:editId="1EE28E03">
             <wp:extent cx="5943600" cy="3924300"/>
@@ -902,6 +1051,78 @@
     </w:p>
     <w:p/>
     <w:p>
+      <w:pPr>
+        <w:rPr>
+          <w:b/>
+          <w:bCs/>
+        </w:rPr>
+      </w:pPr>
+    </w:p>
+    <w:p>
+      <w:pPr>
+        <w:rPr>
+          <w:b/>
+          <w:bCs/>
+        </w:rPr>
+      </w:pPr>
+    </w:p>
+    <w:p>
+      <w:pPr>
+        <w:rPr>
+          <w:b/>
+          <w:bCs/>
+        </w:rPr>
+      </w:pPr>
+    </w:p>
+    <w:p>
+      <w:pPr>
+        <w:rPr>
+          <w:b/>
+          <w:bCs/>
+        </w:rPr>
+      </w:pPr>
+    </w:p>
+    <w:p>
+      <w:pPr>
+        <w:rPr>
+          <w:b/>
+          <w:bCs/>
+        </w:rPr>
+      </w:pPr>
+    </w:p>
+    <w:p>
+      <w:pPr>
+        <w:rPr>
+          <w:b/>
+          <w:bCs/>
+        </w:rPr>
+      </w:pPr>
+    </w:p>
+    <w:p>
+      <w:pPr>
+        <w:rPr>
+          <w:b/>
+          <w:bCs/>
+        </w:rPr>
+      </w:pPr>
+    </w:p>
+    <w:p>
+      <w:pPr>
+        <w:rPr>
+          <w:b/>
+          <w:bCs/>
+        </w:rPr>
+      </w:pPr>
+    </w:p>
+    <w:p>
+      <w:pPr>
+        <w:rPr>
+          <w:b/>
+          <w:bCs/>
+        </w:rPr>
+      </w:pPr>
+    </w:p>
+    <w:p>
       <w:r>
         <w:rPr>
           <w:b/>
@@ -909,6 +1130,13 @@
         </w:rPr>
         <w:t>ANALYSIS 4</w:t>
       </w:r>
+      <w:r>
+        <w:rPr>
+          <w:b/>
+          <w:bCs/>
+        </w:rPr>
+        <w:t>: STOCK IN WAREHOUSE</w:t>
+      </w:r>
     </w:p>
     <w:p>
       <w:r>
@@ -958,8 +1186,8 @@
         <w:rPr>
           <w:b/>
           <w:bCs/>
-        </w:rPr>
-        <w:lastRenderedPageBreak/>
+          <w:noProof/>
+        </w:rPr>
         <w:drawing>
           <wp:inline distT="0" distB="0" distL="0" distR="0" wp14:anchorId="669CD87B" wp14:editId="17DFE9C5">
             <wp:extent cx="5937250" cy="3873500"/>
@@ -1012,22 +1240,109 @@
     </w:p>
     <w:p/>
     <w:p>
-      <w:r>
-        <w:rPr>
-          <w:b/>
-          <w:bCs/>
-        </w:rPr>
-        <w:t>Analysis 5: Sales Representative Performance</w:t>
-      </w:r>
-      <w:r>
-        <w:rPr>
-          <w:b/>
-          <w:bCs/>
-        </w:rPr>
-        <w:br/>
-      </w:r>
-      <w:r>
-        <w:t xml:space="preserve"> Using SQL, I analyzed sales data to identify the top five sales representatives based on total revenue generated. This insight enables stakeholders to evaluate individual performance, recognize high achievers, and design incentive programs that drive motivation and productivity. Additionally, it helps identify performance gaps and opportunities for training and development.</w:t>
+      <w:pPr>
+        <w:rPr>
+          <w:b/>
+          <w:bCs/>
+        </w:rPr>
+      </w:pPr>
+    </w:p>
+    <w:p>
+      <w:pPr>
+        <w:rPr>
+          <w:b/>
+          <w:bCs/>
+        </w:rPr>
+      </w:pPr>
+    </w:p>
+    <w:p>
+      <w:pPr>
+        <w:rPr>
+          <w:b/>
+          <w:bCs/>
+        </w:rPr>
+      </w:pPr>
+    </w:p>
+    <w:p>
+      <w:pPr>
+        <w:rPr>
+          <w:b/>
+          <w:bCs/>
+        </w:rPr>
+      </w:pPr>
+    </w:p>
+    <w:p>
+      <w:pPr>
+        <w:rPr>
+          <w:b/>
+          <w:bCs/>
+        </w:rPr>
+      </w:pPr>
+    </w:p>
+    <w:p>
+      <w:pPr>
+        <w:rPr>
+          <w:b/>
+          <w:bCs/>
+        </w:rPr>
+      </w:pPr>
+    </w:p>
+    <w:p>
+      <w:pPr>
+        <w:rPr>
+          <w:b/>
+          <w:bCs/>
+        </w:rPr>
+      </w:pPr>
+    </w:p>
+    <w:p>
+      <w:pPr>
+        <w:rPr>
+          <w:b/>
+          <w:bCs/>
+        </w:rPr>
+      </w:pPr>
+      <w:r>
+        <w:rPr>
+          <w:b/>
+          <w:bCs/>
+        </w:rPr>
+        <w:lastRenderedPageBreak/>
+        <w:t>ANALYSIS 5:</w:t>
+      </w:r>
+      <w:r>
+        <w:rPr>
+          <w:b/>
+          <w:bCs/>
+        </w:rPr>
+        <w:t xml:space="preserve"> SALES REPRENSENTATIVE PERFORMANCE</w:t>
+      </w:r>
+      <w:r>
+        <w:rPr>
+          <w:b/>
+          <w:bCs/>
+        </w:rPr>
+        <w:t xml:space="preserve"> </w:t>
+      </w:r>
+    </w:p>
+    <w:p>
+      <w:r>
+        <w:t xml:space="preserve">This </w:t>
+      </w:r>
+      <w:r>
+        <w:t>insight enables stakeholders to evaluate individual performance, recognize high achievers, and design incentive programs that drive motivation and productivity. Additionally, it helps identify performance gaps and opportunities for training and development</w:t>
+      </w:r>
+      <w:r>
+        <w:t xml:space="preserve"> limit</w:t>
+      </w:r>
+      <w:r>
+        <w:t>ed</w:t>
+      </w:r>
+      <w:r>
+        <w:t xml:space="preserve"> to 5 Sales </w:t>
+      </w:r>
+      <w:r>
+        <w:t>Representative.</w:t>
       </w:r>
     </w:p>
     <w:p/>
@@ -1036,8 +1351,8 @@
         <w:rPr>
           <w:b/>
           <w:bCs/>
-        </w:rPr>
-        <w:lastRenderedPageBreak/>
+          <w:noProof/>
+        </w:rPr>
         <w:drawing>
           <wp:inline distT="0" distB="0" distL="0" distR="0" wp14:anchorId="2A29D534" wp14:editId="73E646ED">
             <wp:extent cx="5943600" cy="3364865"/>
@@ -1090,11 +1405,76 @@
     </w:p>
     <w:p/>
     <w:p>
-      <w:r>
-        <w:rPr>
-          <w:b/>
-          <w:bCs/>
-        </w:rPr>
+      <w:pPr>
+        <w:rPr>
+          <w:b/>
+          <w:bCs/>
+        </w:rPr>
+      </w:pPr>
+    </w:p>
+    <w:p>
+      <w:pPr>
+        <w:rPr>
+          <w:b/>
+          <w:bCs/>
+        </w:rPr>
+      </w:pPr>
+    </w:p>
+    <w:p>
+      <w:pPr>
+        <w:rPr>
+          <w:b/>
+          <w:bCs/>
+        </w:rPr>
+      </w:pPr>
+    </w:p>
+    <w:p>
+      <w:pPr>
+        <w:rPr>
+          <w:b/>
+          <w:bCs/>
+        </w:rPr>
+      </w:pPr>
+    </w:p>
+    <w:p>
+      <w:pPr>
+        <w:rPr>
+          <w:b/>
+          <w:bCs/>
+        </w:rPr>
+      </w:pPr>
+    </w:p>
+    <w:p>
+      <w:pPr>
+        <w:rPr>
+          <w:b/>
+          <w:bCs/>
+        </w:rPr>
+      </w:pPr>
+    </w:p>
+    <w:p>
+      <w:pPr>
+        <w:rPr>
+          <w:b/>
+          <w:bCs/>
+        </w:rPr>
+      </w:pPr>
+    </w:p>
+    <w:p>
+      <w:pPr>
+        <w:rPr>
+          <w:b/>
+          <w:bCs/>
+        </w:rPr>
+      </w:pPr>
+    </w:p>
+    <w:p>
+      <w:r>
+        <w:rPr>
+          <w:b/>
+          <w:bCs/>
+        </w:rPr>
+        <w:lastRenderedPageBreak/>
         <w:t>ANALYSIS 6: PRODUCT HIGHEST DEMAND</w:t>
       </w:r>
       <w:r>
@@ -1103,16 +1483,10 @@
       </w:r>
     </w:p>
     <w:p>
-      <w:proofErr w:type="spellStart"/>
-      <w:r>
-        <w:lastRenderedPageBreak/>
-        <w:t>nal</w:t>
-      </w:r>
-      <w:r>
-        <w:t>di</w:t>
-      </w:r>
-      <w:proofErr w:type="spellEnd"/>
-      <w:r>
+      <w:r>
+        <w:rPr>
+          <w:noProof/>
+        </w:rPr>
         <w:drawing>
           <wp:inline distT="0" distB="0" distL="0" distR="0" wp14:anchorId="641FE352" wp14:editId="34F16512">
             <wp:extent cx="5943600" cy="3631565"/>
@@ -1165,11 +1539,84 @@
           <w:bCs/>
         </w:rPr>
       </w:pPr>
-      <w:r>
-        <w:rPr>
-          <w:b/>
-          <w:bCs/>
-        </w:rPr>
+    </w:p>
+    <w:p>
+      <w:pPr>
+        <w:rPr>
+          <w:b/>
+          <w:bCs/>
+        </w:rPr>
+      </w:pPr>
+    </w:p>
+    <w:p>
+      <w:pPr>
+        <w:rPr>
+          <w:b/>
+          <w:bCs/>
+        </w:rPr>
+      </w:pPr>
+    </w:p>
+    <w:p>
+      <w:pPr>
+        <w:rPr>
+          <w:b/>
+          <w:bCs/>
+        </w:rPr>
+      </w:pPr>
+    </w:p>
+    <w:p>
+      <w:pPr>
+        <w:rPr>
+          <w:b/>
+          <w:bCs/>
+        </w:rPr>
+      </w:pPr>
+    </w:p>
+    <w:p>
+      <w:pPr>
+        <w:rPr>
+          <w:b/>
+          <w:bCs/>
+        </w:rPr>
+      </w:pPr>
+    </w:p>
+    <w:p>
+      <w:pPr>
+        <w:rPr>
+          <w:b/>
+          <w:bCs/>
+        </w:rPr>
+      </w:pPr>
+    </w:p>
+    <w:p>
+      <w:pPr>
+        <w:rPr>
+          <w:b/>
+          <w:bCs/>
+        </w:rPr>
+      </w:pPr>
+    </w:p>
+    <w:p>
+      <w:pPr>
+        <w:rPr>
+          <w:b/>
+          <w:bCs/>
+        </w:rPr>
+      </w:pPr>
+    </w:p>
+    <w:p>
+      <w:pPr>
+        <w:rPr>
+          <w:b/>
+          <w:bCs/>
+        </w:rPr>
+      </w:pPr>
+      <w:r>
+        <w:rPr>
+          <w:b/>
+          <w:bCs/>
+        </w:rPr>
+        <w:lastRenderedPageBreak/>
         <w:t>ANALYSIS</w:t>
       </w:r>
       <w:r>
@@ -1198,7 +1645,6 @@
           <w:b/>
           <w:bCs/>
         </w:rPr>
-        <w:lastRenderedPageBreak/>
         <w:t> </w:t>
       </w:r>
       <w:r>
@@ -1284,7 +1730,15 @@
         <w:br/>
       </w:r>
       <w:r>
-        <w:t xml:space="preserve">The SQL query was used to analyze and understand customers’ credit limits. If credit limits are not properly regulated, they can negatively impact the company’s revenue. In this analysis, customers’ credit limits were limited to 10 for </w:t>
+        <w:t xml:space="preserve">The SQL query was used to analyze and understand customers’ credit limits. If credit limits are not properly regulated, they can negatively </w:t>
+      </w:r>
+      <w:proofErr w:type="gramStart"/>
+      <w:r>
+        <w:t>impact</w:t>
+      </w:r>
+      <w:proofErr w:type="gramEnd"/>
+      <w:r>
+        <w:t xml:space="preserve"> the company’s revenue. In this analysis, customers’ credit limits were limited to 10 for </w:t>
       </w:r>
       <w:r>
         <w:t>visualization</w:t>
@@ -1312,6 +1766,7 @@
         <w:rPr>
           <w:b/>
           <w:bCs/>
+          <w:noProof/>
         </w:rPr>
         <w:lastRenderedPageBreak/>
         <w:drawing>
@@ -1358,6 +1813,29 @@
           <w:bCs/>
         </w:rPr>
       </w:pPr>
+    </w:p>
+    <w:p>
+      <w:pPr>
+        <w:rPr>
+          <w:b/>
+          <w:bCs/>
+        </w:rPr>
+      </w:pPr>
+    </w:p>
+    <w:p>
+      <w:pPr>
+        <w:rPr>
+          <w:b/>
+          <w:bCs/>
+        </w:rPr>
+      </w:pPr>
+      <w:r>
+        <w:rPr>
+          <w:b/>
+          <w:bCs/>
+        </w:rPr>
+        <w:t xml:space="preserve">BUSINESS </w:t>
+      </w:r>
       <w:r>
         <w:rPr>
           <w:b/>
@@ -1379,7 +1857,17 @@
     </w:p>
     <w:p>
       <w:r>
-        <w:t xml:space="preserve">Despite these achievements, the company is experiencing a downward trend, which is more clearly highlighted in the dashboard and easier for </w:t>
+        <w:t xml:space="preserve">Despite these achievements, </w:t>
+      </w:r>
+      <w:r>
+        <w:rPr>
+          <w:b/>
+          <w:bCs/>
+        </w:rPr>
+        <w:t>the company is experiencing a downward trend, which is more clearly highlighted in the dashboard</w:t>
+      </w:r>
+      <w:r>
+        <w:t xml:space="preserve"> and easier for </w:t>
       </w:r>
       <w:r>
         <w:t>stakeholders,</w:t>
@@ -1401,13 +1889,32 @@
       </w:r>
     </w:p>
     <w:p>
-      <w:r>
-        <w:t>From the visualization, it was observed that sales generally declined around 2005. While SQL queries alone could not fully reveal these insights, the dashboard made it possible to identify that the company is carrying a high level of uncollected credit risk. The downward trend in the line chart likely reflects the impact of an unsustainable credit strategy, which is affecting the company’s ability to maintain consistent revenue growth.</w:t>
-      </w:r>
-    </w:p>
-    <w:p>
+      <w:pPr>
+        <w:rPr>
+          <w:b/>
+          <w:bCs/>
+        </w:rPr>
+      </w:pPr>
+      <w:r>
+        <w:t xml:space="preserve">From the visualization, it was observed that sales generally declined around 2005. While SQL queries alone could not fully reveal these insights, the dashboard made it possible to </w:t>
+      </w:r>
       <w:r>
         <w:lastRenderedPageBreak/>
+        <w:t xml:space="preserve">identify that the company is carrying a high level of uncollected credit risk. </w:t>
+      </w:r>
+      <w:r>
+        <w:rPr>
+          <w:b/>
+          <w:bCs/>
+        </w:rPr>
+        <w:t>The downward trend in the line chart likely reflects the impact of an unsustainable credit strategy, which is affecting the company’s ability to maintain consistent revenue growth.</w:t>
+      </w:r>
+    </w:p>
+    <w:p>
+      <w:r>
+        <w:rPr>
+          <w:noProof/>
+        </w:rPr>
         <w:drawing>
           <wp:inline distT="0" distB="0" distL="0" distR="0" wp14:anchorId="6E1F0329" wp14:editId="484D5582">
             <wp:extent cx="5943600" cy="3357880"/>
@@ -2111,6 +2618,7 @@
   <w:style w:type="character" w:default="1" w:styleId="DefaultParagraphFont">
     <w:name w:val="Default Paragraph Font"/>
     <w:uiPriority w:val="1"/>
+    <w:semiHidden/>
     <w:unhideWhenUsed/>
   </w:style>
   <w:style w:type="table" w:default="1" w:styleId="TableNormal">
